--- a/documents/09-riverview-api-test-strategy.docx
+++ b/documents/09-riverview-api-test-strategy.docx
@@ -9907,7 +9907,7 @@
         <w:pStyle w:val="Heading1"/>
       </w:pPr>
       <w:r>
-        <w:t>Working remainder for RVH-QA-2021-007</w:t>
+        <w:t>Open work after March 5, 2021</w:t>
       </w:r>
     </w:p>
     <w:p>
@@ -9921,7 +9921,7 @@
           <w:color w:val="222222"/>
           <w:sz w:val="24"/>
         </w:rPr>
-        <w:t>The front of Patient Chart API test strategy (pytest, recorded fixtures, no PHI in CI) is the document. This remainder is the leftover a colleague still trips on: named people, named boxes, named tickets, and the work I still owe after March 5, 2021. It is not a second log and it is not a stack of exhibits with the same stub. If a paragraph fights the decision in the front, strike the paragraph.</w:t>
+        <w:t>What follows is leftover work from Patient Chart API test strategy (pytest, recorded fixtures, no PHI in CI): named people, named boxes, named tickets, and the items I still owe. If a paragraph fights the decision in the front of RVH-QA-2021-007, strike the paragraph.</w:t>
       </w:r>
     </w:p>
     <w:p>
@@ -10075,7 +10075,7 @@
           <w:color w:val="222222"/>
           <w:sz w:val="24"/>
         </w:rPr>
-        <w:t>I will not put pagination that repeats page 1 on a wiki that drifts. RVH-2114 and this file are the record. If Kavya Menon needs a diagram, they get a permalink, not a photo of a whiteboard. jenkins-legacy-3.riverview.internal stays out of the diagram title. If a new engineer asks where the leftover lives, I point here. I do not point at a Slack pin from March 5, 2021. Client Riverview.</w:t>
+        <w:t>I will not put pagination that repeats page 1 on a wiki that drifts. RVH-2114 and this file are the record. If Kavya Menon needs a diagram, they get a permalink, not a photo of a whiteboard. jenkins-legacy-3.riverview.internal stays out of the diagram title. If a new engineer asks where the leftover lives, I point here. I do not point at a Slack pin from March 5, 2021.</w:t>
       </w:r>
     </w:p>
     <w:p>
@@ -12419,7 +12419,7 @@
           <w:color w:val="222222"/>
           <w:sz w:val="24"/>
         </w:rPr>
-        <w:t>People who were absent still get a usable remainder, not a transcript. Luis Ortega gets the decision, the refuse, and the date. They do not get a reconstruction of who raised their voice. If they object, they object on RVH-TDD-2021-004. Client Riverview. Author Aman Kumar.</w:t>
+        <w:t>People who were absent still get a usable remainder, not a transcript. Luis Ortega gets the decision, the refuse, and the date. They do not get a reconstruction of who raised their voice. If they object, they object on RVH-TDD-2021-004.</w:t>
       </w:r>
     </w:p>
     <w:p>
@@ -13464,7 +13464,7 @@
           <w:color w:val="222222"/>
           <w:sz w:val="24"/>
         </w:rPr>
-        <w:t>If you are implementing, keep the rejected alternative dead. If you are on-call, start read-only. If you are Kavya Menon, the ask is unchanged: pick the path in the main body or send it back with a named objection. Sample I would still defend: 962 rows, 17 minutes, freeze respected. Strike this remainder if it ever fights the decision callout. Author Aman Kumar. Client Riverview.</w:t>
+        <w:t>If you are implementing, keep the rejected alternative dead. If you are on-call, start read-only. If you are Kavya Menon, the ask is unchanged: pick the path in the main body or send it back with a named objection. Sample I would still defend: 962 rows, 17 minutes, freeze respected. Strike this section if it ever fights the decision callout.</w:t>
       </w:r>
     </w:p>
     <w:p>
@@ -13478,7 +13478,7 @@
           <w:color w:val="222222"/>
           <w:sz w:val="24"/>
         </w:rPr>
-        <w:t>This heading is the reopen rule, not a promise that nothing follows. If we still need words after the bank, they are named leftovers, not another copy of the same stub. a dashboard screenshot standing in for a permalink is done as a heading when Sneha Iyer closes RVH-PRD-2020-019 or writes a new date.</w:t>
+        <w:t>This heading is the reopen rule. a dashboard screenshot standing in for a permalink is done when Sneha Iyer closes RVH-PRD-2020-019 or writes a new date.</w:t>
       </w:r>
     </w:p>
     <w:p>
@@ -14630,7 +14630,7 @@
           <w:color w:val="222222"/>
           <w:sz w:val="24"/>
         </w:rPr>
-        <w:t>I am out of new section shapes. What follows is leftover owners and tickets already in this file, written so a colleague can act. I will not invent another exhibit format to fill a page budget.</w:t>
+        <w:t>Owners and tickets still attached to RVH-QA-2021-007, written so a colleague can act without hunting Slack. Close is a decision, a refuse, or a new date.</w:t>
       </w:r>
     </w:p>
     <w:p>
@@ -14644,7 +14644,7 @@
           <w:color w:val="222222"/>
           <w:sz w:val="24"/>
         </w:rPr>
-        <w:t>RVH-2114 still sits with Kavya Menon. Host jenkins-legacy-3.riverview.internal. Due March 16, 2021 unless they write a new date. Close is a decision, a refuse, or that date. I will not accept a status dump. Front-matter number I am not re-arguing: 10. If this leftover is done, Kavya Menon marks RVH-2114 done. Aman Kumar will not keep a shadow list. Client Riverview.</w:t>
+        <w:t>RVH-2114 still sits with Kavya Menon. Host jenkins-legacy-3.riverview.internal. Due March 16, 2021 unless they write a new date. Close is a decision, a refuse, or that date. I will not accept a status dump. Front-matter number I am not re-arguing: 10. If this leftover is done, Kavya Menon marks RVH-2114 done. Aman Kumar will not keep a shadow list.</w:t>
       </w:r>
     </w:p>
     <w:p>
@@ -14742,7 +14742,7 @@
           <w:color w:val="222222"/>
           <w:sz w:val="24"/>
         </w:rPr>
-        <w:t>Stop leftover: RVH-PRD-2020-019 is not a twin of RVH-TDD-2021-004. Keep one thread. Riverview Patient on jump-qa-01.flagstaff.riverview.internal. If this paragraph fights the front of RVH-QA-2021-007, strike it. Due March 30, 2021. Client Riverview.</w:t>
+        <w:t>Stop leftover: RVH-PRD-2020-019 is not a twin of RVH-TDD-2021-004. Keep one thread. Riverview Patient on jump-qa-01.flagstaff.riverview.internal. If this paragraph fights the front of RVH-QA-2021-007, strike it. Due March 30, 2021.</w:t>
       </w:r>
     </w:p>
     <w:p>
@@ -14756,7 +14756,7 @@
           <w:color w:val="222222"/>
           <w:sz w:val="24"/>
         </w:rPr>
-        <w:t>RVH-TDD-2021-004 still sits with The Jenkins. Host jenkins-legacy-3.riverview.internal. Due April 1, 2021 unless they write a new date. Close is a decision, a refuse, or that date. I will not accept a status dump. Front-matter number I am not re-arguing: 00007. If this leftover is done, The Jenkins marks RVH-TDD-2021-004 done. Aman Kumar will not keep a shadow list. Client Riverview.</w:t>
+        <w:t>RVH-TDD-2021-004 still sits with The Jenkins. Host jenkins-legacy-3.riverview.internal. Due April 1, 2021 unless they write a new date. Close is a decision, a refuse, or that date. I will not accept a status dump. Front-matter number I am not re-arguing: 00007. If this leftover is done, The Jenkins marks RVH-TDD-2021-004 done. Aman Kumar will not keep a shadow list.</w:t>
       </w:r>
     </w:p>
     <w:p>
